--- a/docs/lab-05/Отчёт_ЛР5_Соболев.docx
+++ b/docs/lab-05/Отчёт_ЛР5_Соболев.docx
@@ -345,13 +345,9 @@
       </w:r>
     </w:p>
     <w:p>
-      <w:r>
-        <w:br w:type="page"/>
-      </w:r>
-    </w:p>
-    <w:p>
       <w:pPr>
         <w:pStyle w:val="Heading1"/>
+        <w:pageBreakBefore/>
       </w:pPr>
       <w:r>
         <w:t>РЕФЕРАТ</w:t>
@@ -470,7 +466,7 @@
         <w:rPr>
           <w:b w:val="0"/>
         </w:rPr>
-        <w:t xml:space="preserve"> создана БД из двух таблиц (6 категорий, 41 единица); главная страница, каталог и карточка единицы формируются SQL-запросами; добавление записи в БД отображается на странице; обработаны пустая выборка, неизвестная единица (404) и недоступность БД (503).</w:t>
+        <w:t xml:space="preserve"> создана БД из двух таблиц (12 категорий, 140 единиц); главная страница, каталог и карточка единицы формируются SQL-запросами; добавление записи в БД отображается на странице; обработаны пустая выборка, неизвестная единица (404) и недоступность БД (503).</w:t>
       </w:r>
     </w:p>
     <w:p>
@@ -493,13 +489,9 @@
       </w:r>
     </w:p>
     <w:p>
-      <w:r>
-        <w:br w:type="page"/>
-      </w:r>
-    </w:p>
-    <w:p>
       <w:pPr>
         <w:pStyle w:val="Heading1"/>
+        <w:pageBreakBefore/>
       </w:pPr>
       <w:r>
         <w:t>СОДЕРЖАНИЕ</w:t>
@@ -554,7 +546,7 @@
       <w:r>
         <w:t>1.1 Структура базы данных</w:t>
         <w:tab/>
-        <w:t>5</w:t>
+        <w:t>6</w:t>
       </w:r>
     </w:p>
     <w:p>
@@ -566,45 +558,6 @@
       </w:pPr>
       <w:r>
         <w:t>1.2 SQL-запросы</w:t>
-        <w:tab/>
-        <w:t>5</w:t>
-      </w:r>
-    </w:p>
-    <w:p>
-      <w:pPr>
-        <w:tabs>
-          <w:tab w:pos="10205" w:val="right" w:leader="dot"/>
-        </w:tabs>
-        <w:ind w:left="425"/>
-      </w:pPr>
-      <w:r>
-        <w:t>1.3 PHP-код работы с БД</w:t>
-        <w:tab/>
-        <w:t>6</w:t>
-      </w:r>
-    </w:p>
-    <w:p>
-      <w:pPr>
-        <w:tabs>
-          <w:tab w:pos="10205" w:val="right" w:leader="dot"/>
-        </w:tabs>
-        <w:ind w:left="425"/>
-      </w:pPr>
-      <w:r>
-        <w:t>1.4 Обработка отсутствия данных и ошибок</w:t>
-        <w:tab/>
-        <w:t>6</w:t>
-      </w:r>
-    </w:p>
-    <w:p>
-      <w:pPr>
-        <w:tabs>
-          <w:tab w:pos="10205" w:val="right" w:leader="dot"/>
-        </w:tabs>
-        <w:ind w:left="425"/>
-      </w:pPr>
-      <w:r>
-        <w:t>1.5 Снимки экрана и проверка изменения данных</w:t>
         <w:tab/>
         <w:t>7</w:t>
       </w:r>
@@ -614,12 +567,38 @@
         <w:tabs>
           <w:tab w:pos="10205" w:val="right" w:leader="dot"/>
         </w:tabs>
-        <w:ind w:left="0"/>
+        <w:ind w:left="425"/>
       </w:pPr>
       <w:r>
-        <w:t>ЗАКЛЮЧЕНИЕ</w:t>
+        <w:t>1.3 PHP-код работы с БД</w:t>
         <w:tab/>
-        <w:t>11</w:t>
+        <w:t>8</w:t>
+      </w:r>
+    </w:p>
+    <w:p>
+      <w:pPr>
+        <w:tabs>
+          <w:tab w:pos="10205" w:val="right" w:leader="dot"/>
+        </w:tabs>
+        <w:ind w:left="425"/>
+      </w:pPr>
+      <w:r>
+        <w:t>1.4 Обработка отсутствия данных и ошибок</w:t>
+        <w:tab/>
+        <w:t>9</w:t>
+      </w:r>
+    </w:p>
+    <w:p>
+      <w:pPr>
+        <w:tabs>
+          <w:tab w:pos="10205" w:val="right" w:leader="dot"/>
+        </w:tabs>
+        <w:ind w:left="425"/>
+      </w:pPr>
+      <w:r>
+        <w:t>1.5 Снимки экрана и проверка изменения данных</w:t>
+        <w:tab/>
+        <w:t>10</w:t>
       </w:r>
     </w:p>
     <w:p>
@@ -630,20 +609,29 @@
         <w:ind w:left="0"/>
       </w:pPr>
       <w:r>
+        <w:t>ЗАКЛЮЧЕНИЕ</w:t>
+        <w:tab/>
+        <w:t>14</w:t>
+      </w:r>
+    </w:p>
+    <w:p>
+      <w:pPr>
+        <w:tabs>
+          <w:tab w:pos="10205" w:val="right" w:leader="dot"/>
+        </w:tabs>
+        <w:ind w:left="0"/>
+      </w:pPr>
+      <w:r>
         <w:t>СПИСОК ИСПОЛЬЗОВАННЫХ ИСТОЧНИКОВ</w:t>
         <w:tab/>
-        <w:t>12</w:t>
+        <w:t>15</w:t>
       </w:r>
     </w:p>
     <w:p/>
     <w:p>
-      <w:r>
-        <w:br w:type="page"/>
-      </w:r>
-    </w:p>
-    <w:p>
       <w:pPr>
         <w:pStyle w:val="Heading1"/>
+        <w:pageBreakBefore/>
       </w:pPr>
       <w:r>
         <w:t>ВВЕДЕНИЕ</w:t>
@@ -779,13 +767,9 @@
       </w:r>
     </w:p>
     <w:p>
-      <w:r>
-        <w:br w:type="page"/>
-      </w:r>
-    </w:p>
-    <w:p>
       <w:pPr>
         <w:pStyle w:val="Heading1"/>
+        <w:pageBreakBefore/>
       </w:pPr>
       <w:r>
         <w:t>1 ОСНОВНАЯ ЧАСТЬ</w:t>
@@ -794,6 +778,7 @@
     <w:p>
       <w:pPr>
         <w:pStyle w:val="Heading2"/>
+        <w:pageBreakBefore/>
       </w:pPr>
       <w:r>
         <w:t>1.1 Структура базы данных</w:t>
@@ -1687,7 +1672,7 @@
                 <w:b w:val="0"/>
                 <w:sz w:val="20"/>
               </w:rPr>
-              <w:t>NUMERIC(30,15), &gt; 0</w:t>
+              <w:t>NUMERIC(60,32), &gt; 0</w:t>
             </w:r>
           </w:p>
         </w:tc>
@@ -1743,7 +1728,7 @@
                 <w:b w:val="0"/>
                 <w:sz w:val="20"/>
               </w:rPr>
-              <w:t>NUMERIC(30,15)</w:t>
+              <w:t>NUMERIC(60,32)</w:t>
             </w:r>
           </w:p>
         </w:tc>
@@ -1997,6 +1982,7 @@
     <w:p>
       <w:pPr>
         <w:pStyle w:val="Heading2"/>
+        <w:pageBreakBefore/>
       </w:pPr>
       <w:r>
         <w:t>1.2 SQL-запросы</w:t>
@@ -2238,6 +2224,7 @@
     <w:p>
       <w:pPr>
         <w:pStyle w:val="Heading2"/>
+        <w:pageBreakBefore/>
       </w:pPr>
       <w:r>
         <w:t>1.3 PHP-код работы с БД</w:t>
@@ -2544,6 +2531,7 @@
     <w:p>
       <w:pPr>
         <w:pStyle w:val="Heading2"/>
+        <w:pageBreakBefore/>
       </w:pPr>
       <w:r>
         <w:t>1.4 Обработка отсутствия данных и ошибок</w:t>
@@ -2850,6 +2838,7 @@
     <w:p>
       <w:pPr>
         <w:pStyle w:val="Heading2"/>
+        <w:pageBreakBefore/>
       </w:pPr>
       <w:r>
         <w:t>1.5 Снимки экрана и проверка изменения данных</w:t>
@@ -2864,7 +2853,7 @@
       <w:r>
         <w:drawing>
           <wp:inline xmlns:a="http://schemas.openxmlformats.org/drawingml/2006/main" xmlns:pic="http://schemas.openxmlformats.org/drawingml/2006/picture">
-            <wp:extent cx="6120000" cy="3711353"/>
+            <wp:extent cx="6120000" cy="3719600"/>
             <wp:docPr id="1" name="Picture 1"/>
             <wp:cNvGraphicFramePr>
               <a:graphicFrameLocks noChangeAspect="1"/>
@@ -2885,7 +2874,7 @@
                   <pic:spPr>
                     <a:xfrm>
                       <a:off x="0" y="0"/>
-                      <a:ext cx="6120000" cy="3711353"/>
+                      <a:ext cx="6120000" cy="3719600"/>
                     </a:xfrm>
                     <a:prstGeom prst="rect"/>
                   </pic:spPr>
@@ -2917,7 +2906,7 @@
       <w:r>
         <w:drawing>
           <wp:inline xmlns:a="http://schemas.openxmlformats.org/drawingml/2006/main" xmlns:pic="http://schemas.openxmlformats.org/drawingml/2006/picture">
-            <wp:extent cx="6120000" cy="3711353"/>
+            <wp:extent cx="6120000" cy="3719600"/>
             <wp:docPr id="2" name="Picture 2"/>
             <wp:cNvGraphicFramePr>
               <a:graphicFrameLocks noChangeAspect="1"/>
@@ -2938,7 +2927,7 @@
                   <pic:spPr>
                     <a:xfrm>
                       <a:off x="0" y="0"/>
-                      <a:ext cx="6120000" cy="3711353"/>
+                      <a:ext cx="6120000" cy="3719600"/>
                     </a:xfrm>
                     <a:prstGeom prst="rect"/>
                   </pic:spPr>
@@ -2958,7 +2947,7 @@
         <w:rPr>
           <w:b w:val="0"/>
         </w:rPr>
-        <w:t>Рисунок 2 – Каталог, категория «Длина» до изменения БД: 11 единиц</w:t>
+        <w:t>Рисунок 2 – Каталог, категория «Длина» до изменения БД: 20 единиц</w:t>
       </w:r>
     </w:p>
     <w:p>
@@ -3023,7 +3012,7 @@
       <w:r>
         <w:drawing>
           <wp:inline xmlns:a="http://schemas.openxmlformats.org/drawingml/2006/main" xmlns:pic="http://schemas.openxmlformats.org/drawingml/2006/picture">
-            <wp:extent cx="5400000" cy="3747978"/>
+            <wp:extent cx="5400000" cy="2551103"/>
             <wp:docPr id="4" name="Picture 4"/>
             <wp:cNvGraphicFramePr>
               <a:graphicFrameLocks noChangeAspect="1"/>
@@ -3044,7 +3033,7 @@
                   <pic:spPr>
                     <a:xfrm>
                       <a:off x="0" y="0"/>
-                      <a:ext cx="5400000" cy="3747978"/>
+                      <a:ext cx="5400000" cy="2551103"/>
                     </a:xfrm>
                     <a:prstGeom prst="rect"/>
                   </pic:spPr>
@@ -3064,7 +3053,7 @@
         <w:rPr>
           <w:b w:val="0"/>
         </w:rPr>
-        <w:t>Рисунок 4 – psql: таблицы, количество единиц по категориям и добавление единицы «Астрономическая единица»</w:t>
+        <w:t>Рисунок 4 – psql: таблицы, количество единиц по категориям и добавление единицы «Фурлонг»</w:t>
       </w:r>
     </w:p>
     <w:p>
@@ -3077,7 +3066,7 @@
         <w:rPr>
           <w:b w:val="0"/>
         </w:rPr>
-        <w:t>На рисунке 4 в базу добавлена запись INSERT INTO units (…); последующий SELECT показывает 12 единиц длины.</w:t>
+        <w:t>На рисунке 4 в базу добавлена запись INSERT INTO units (…); последующий SELECT показывает 21 единицу длины (всего 141).</w:t>
       </w:r>
     </w:p>
     <w:p>
@@ -3089,7 +3078,7 @@
       <w:r>
         <w:drawing>
           <wp:inline xmlns:a="http://schemas.openxmlformats.org/drawingml/2006/main" xmlns:pic="http://schemas.openxmlformats.org/drawingml/2006/picture">
-            <wp:extent cx="6120000" cy="3711353"/>
+            <wp:extent cx="6120000" cy="3719600"/>
             <wp:docPr id="5" name="Picture 5"/>
             <wp:cNvGraphicFramePr>
               <a:graphicFrameLocks noChangeAspect="1"/>
@@ -3110,7 +3099,7 @@
                   <pic:spPr>
                     <a:xfrm>
                       <a:off x="0" y="0"/>
-                      <a:ext cx="6120000" cy="3711353"/>
+                      <a:ext cx="6120000" cy="3719600"/>
                     </a:xfrm>
                     <a:prstGeom prst="rect"/>
                   </pic:spPr>
@@ -3130,7 +3119,7 @@
         <w:rPr>
           <w:b w:val="0"/>
         </w:rPr>
-        <w:t>Рисунок 5 – Каталог после изменения БД: «Найдено: 12 единиц в категории «Длина»</w:t>
+        <w:t>Рисунок 5 – Каталог после изменения БД: «Найдено: 21 единица в категории «Длина»</w:t>
       </w:r>
     </w:p>
     <w:p>
@@ -3142,7 +3131,7 @@
       <w:r>
         <w:drawing>
           <wp:inline xmlns:a="http://schemas.openxmlformats.org/drawingml/2006/main" xmlns:pic="http://schemas.openxmlformats.org/drawingml/2006/picture">
-            <wp:extent cx="6120000" cy="3711353"/>
+            <wp:extent cx="6120000" cy="3719600"/>
             <wp:docPr id="6" name="Picture 6"/>
             <wp:cNvGraphicFramePr>
               <a:graphicFrameLocks noChangeAspect="1"/>
@@ -3163,7 +3152,7 @@
                   <pic:spPr>
                     <a:xfrm>
                       <a:off x="0" y="0"/>
-                      <a:ext cx="6120000" cy="3711353"/>
+                      <a:ext cx="6120000" cy="3719600"/>
                     </a:xfrm>
                     <a:prstGeom prst="rect"/>
                   </pic:spPr>
@@ -3208,7 +3197,7 @@
       <w:r>
         <w:drawing>
           <wp:inline xmlns:a="http://schemas.openxmlformats.org/drawingml/2006/main" xmlns:pic="http://schemas.openxmlformats.org/drawingml/2006/picture">
-            <wp:extent cx="6120000" cy="3711353"/>
+            <wp:extent cx="6120000" cy="3719600"/>
             <wp:docPr id="7" name="Picture 7"/>
             <wp:cNvGraphicFramePr>
               <a:graphicFrameLocks noChangeAspect="1"/>
@@ -3229,7 +3218,7 @@
                   <pic:spPr>
                     <a:xfrm>
                       <a:off x="0" y="0"/>
-                      <a:ext cx="6120000" cy="3711353"/>
+                      <a:ext cx="6120000" cy="3719600"/>
                     </a:xfrm>
                     <a:prstGeom prst="rect"/>
                   </pic:spPr>
@@ -3249,7 +3238,7 @@
         <w:rPr>
           <w:b w:val="0"/>
         </w:rPr>
-        <w:t>Рисунок 7 – Пустая выборка: поиск «парсек»</w:t>
+        <w:t>Рисунок 7 – Пустая выборка: поиск «гигаметр»</w:t>
       </w:r>
     </w:p>
     <w:p>
@@ -3261,7 +3250,7 @@
       <w:r>
         <w:drawing>
           <wp:inline xmlns:a="http://schemas.openxmlformats.org/drawingml/2006/main" xmlns:pic="http://schemas.openxmlformats.org/drawingml/2006/picture">
-            <wp:extent cx="6120000" cy="3711353"/>
+            <wp:extent cx="6120000" cy="3719600"/>
             <wp:docPr id="8" name="Picture 8"/>
             <wp:cNvGraphicFramePr>
               <a:graphicFrameLocks noChangeAspect="1"/>
@@ -3282,7 +3271,7 @@
                   <pic:spPr>
                     <a:xfrm>
                       <a:off x="0" y="0"/>
-                      <a:ext cx="6120000" cy="3711353"/>
+                      <a:ext cx="6120000" cy="3719600"/>
                     </a:xfrm>
                     <a:prstGeom prst="rect"/>
                   </pic:spPr>
@@ -3319,13 +3308,9 @@
       </w:r>
     </w:p>
     <w:p>
-      <w:r>
-        <w:br w:type="page"/>
-      </w:r>
-    </w:p>
-    <w:p>
       <w:pPr>
         <w:pStyle w:val="Heading1"/>
+        <w:pageBreakBefore/>
       </w:pPr>
       <w:r>
         <w:t>ЗАКЛЮЧЕНИЕ</w:t>
@@ -3341,17 +3326,13 @@
         <w:rPr>
           <w:b w:val="0"/>
         </w:rPr>
-        <w:t>Создана база данных mera из двух связанных таблиц с начальными данными (6 категорий, 41 единица). PHP-приложение подключается к PostgreSQL через PDO, получает данные подготовленными SQL-запросами и выводит их на главной странице, в каталоге и карточке единицы по дизайну ЛР № 2–3. Обработаны пустая выборка, неизвестная единица и недоступность БД. Добавление записи в БД отразилось на страницах без изменения кода.</w:t>
+        <w:t>Создана база данных mera из двух связанных таблиц с начальными данными (12 категорий, 140 единиц). PHP-приложение подключается к PostgreSQL через PDO, получает данные подготовленными SQL-запросами и выводит их на главной странице, в каталоге и карточке единицы по дизайну ЛР № 2–3. Обработаны пустая выборка, неизвестная единица и недоступность БД. Добавление записи в БД отразилось на страницах без изменения кода.</w:t>
       </w:r>
     </w:p>
     <w:p>
-      <w:r>
-        <w:br w:type="page"/>
-      </w:r>
-    </w:p>
-    <w:p>
       <w:pPr>
         <w:pStyle w:val="Heading1"/>
+        <w:pageBreakBefore/>
       </w:pPr>
       <w:r>
         <w:t>СПИСОК ИСПОЛЬЗОВАННЫХ ИСТОЧНИКОВ</w:t>
@@ -3742,7 +3723,7 @@
         <w:rFonts w:asciiTheme="minorHAnsi" w:eastAsiaTheme="minorEastAsia" w:hAnsiTheme="minorHAnsi" w:cstheme="minorBidi"/>
         <w:sz w:val="22"/>
         <w:szCs w:val="22"/>
-        <w:lang w:val="en-US" w:eastAsia="en-US" w:bidi="ar-SA"/>
+        <w:lang w:val="ru-RU" w:eastAsia="ru-RU" w:bidi="ar-SA"/>
       </w:rPr>
     </w:rPrDefault>
     <w:pPrDefault>
@@ -3900,6 +3881,7 @@
     <w:rPr>
       <w:rFonts w:ascii="Times New Roman" w:hAnsi="Times New Roman" w:eastAsia="Times New Roman"/>
       <w:sz w:val="24"/>
+      <w:lang w:val="ru-RU" w:eastAsia="ru-RU" w:bidi="ar-SA"/>
     </w:rPr>
   </w:style>
   <w:style w:type="paragraph" w:styleId="Header">
